--- a/今日5篇章节样稿审核_2026-06-30.docx
+++ b/今日5篇章节样稿审核_2026-06-30.docx
@@ -32,7 +32,7 @@
           <w:b/>
           <w:sz w:val="30"/>
         </w:rPr>
-        <w:t>样稿1　中级会计实务《存货》</w:t>
+        <w:t>样稿1　中级会计实务：固定资产</w:t>
       </w:r>
     </w:p>
     <w:p>
@@ -46,7 +46,7 @@
           <w:b/>
           <w:sz w:val="25"/>
         </w:rPr>
-        <w:t>一、这一章在讲什么</w:t>
+        <w:t>【第一段·这一章在讲什么】</w:t>
       </w:r>
     </w:p>
     <w:p>
@@ -54,7 +54,7 @@
         <w:rPr>
           <w:sz w:val="24"/>
         </w:rPr>
-        <w:t>这一章讲的是：企业用来卖、或者用来生产的"货"（原材料、库存商品、在产品等）怎么记账。核心三件事——买进来按多少钱入账、发出去按什么价结转、期末还值不值这个钱（要不要跌价）。一句话：存货的"进、出、留"——进货入账、发货结转、期末计价。</w:t>
+        <w:t>这一章讲的是：企业那些能用很多年的"大件家当"（厂房、机器、设备、运输工具等）该怎么记账。核心就三件事——买进来按多少钱入账（初始计量）、用的过程中每年怎么分摊成本（折旧）、不用了或者卖了怎么处理（处置）。一句话：固定资产的"一生"——买入、使用、退出，每一步怎么做账。</w:t>
       </w:r>
     </w:p>
     <w:p>
@@ -70,7 +70,7 @@
           <w:b/>
           <w:sz w:val="25"/>
         </w:rPr>
-        <w:t>二、什么是存货</w:t>
+        <w:t>【第二段·什么是固定资产】</w:t>
       </w:r>
     </w:p>
     <w:p>
@@ -78,7 +78,7 @@
         <w:rPr>
           <w:sz w:val="24"/>
         </w:rPr>
-        <w:t>存货，是指企业在日常活动中持有以备出售的产成品或商品、处在生产过程中的在产品、在生产或提供劳务过程中耗用的材料和物料等。</w:t>
+        <w:t>固定资产，是指同时满足两个条件的有形资产：①为生产商品、提供劳务、出租或经营管理而持有；②使用寿命超过一个会计年度（也就是能用一年以上）。</w:t>
       </w:r>
     </w:p>
     <w:p>
@@ -86,7 +86,7 @@
         <w:rPr>
           <w:sz w:val="24"/>
         </w:rPr>
-        <w:t>通俗讲：就是企业拿来卖的货、生产中半成品、以及用来生产的材料。比如超市货架上的商品、工厂里的原材料和半成品。</w:t>
+        <w:t>通俗讲：是企业自己用、能用一年以上、看得见摸得着的大件东西。比如工厂的机器、办公楼、公司的货车。</w:t>
       </w:r>
     </w:p>
     <w:p>
@@ -94,7 +94,7 @@
         <w:rPr>
           <w:sz w:val="24"/>
         </w:rPr>
-        <w:t>注意区分：自己长期用的大件是固定资产；出租收租金的房子是投资性房地产。存货的关键是"为了卖或为了生产用"。</w:t>
+        <w:t>注意区分：买来要卖的房子是"存货"不是固定资产；出租赚租金的房子是"投资性房地产"不是固定资产。判断关键看"自己用不用、能不能用一年以上"。</w:t>
       </w:r>
     </w:p>
     <w:p>
@@ -110,7 +110,7 @@
           <w:b/>
           <w:sz w:val="25"/>
         </w:rPr>
-        <w:t>三、买进来记多少钱（初始计量）</w:t>
+        <w:t>【第三段·初始计量：买进来记多少钱】</w:t>
       </w:r>
     </w:p>
     <w:p>
@@ -118,7 +118,7 @@
         <w:rPr>
           <w:sz w:val="24"/>
         </w:rPr>
-        <w:t>存货采购成本 = 买价 + 相关税费 + 运输费、装卸费、保险费等可归属于采购成本的费用。</w:t>
+        <w:t>固定资产入账价值 = 买价 + 相关税费 + 让它达到可使用状态前的一切必要支出（运输费、安装费、专业人员服务费等）。</w:t>
       </w:r>
     </w:p>
     <w:p>
@@ -126,7 +126,7 @@
         <w:rPr>
           <w:sz w:val="24"/>
         </w:rPr>
-        <w:t>例：购入原材料，价款10万，运费0.5万：</w:t>
+        <w:t>例：买一台机器，价款100万，运费2万，安装费3万：</w:t>
       </w:r>
     </w:p>
     <w:p>
@@ -134,7 +134,7 @@
         <w:rPr>
           <w:sz w:val="24"/>
         </w:rPr>
-        <w:t>入账成本 = 10 + 0.5 = 10.5万</w:t>
+        <w:t>入账成本 = 100 + 2 + 3 = 105万</w:t>
       </w:r>
     </w:p>
     <w:p>
@@ -142,371 +142,7 @@
         <w:rPr>
           <w:sz w:val="24"/>
         </w:rPr>
-        <w:t>借：原材料 10.5</w:t>
-      </w:r>
-    </w:p>
-    <w:p>
-      <w:r>
-        <w:rPr>
-          <w:sz w:val="24"/>
-        </w:rPr>
-        <w:t>贷：银行存款 10.5</w:t>
-      </w:r>
-    </w:p>
-    <w:p>
-      <w:r>
-        <w:rPr>
-          <w:sz w:val="24"/>
-        </w:rPr>
-        <w:t>要点：让存货到达企业并可用状态前的必要支出，都算进成本。</w:t>
-      </w:r>
-    </w:p>
-    <w:p>
-      <w:r>
-        <w:rPr>
-          <w:sz w:val="24"/>
-        </w:rPr>
-      </w:r>
-    </w:p>
-    <w:p>
-      <w:r>
-        <w:rPr>
-          <w:b/>
-          <w:sz w:val="25"/>
-        </w:rPr>
-        <w:t>四、发出去按什么价结转（发出计价）</w:t>
-      </w:r>
-    </w:p>
-    <w:p>
-      <w:r>
-        <w:rPr>
-          <w:sz w:val="24"/>
-        </w:rPr>
-        <w:t>同样的货前后进价不同，发出时要选一种方法确定成本：</w:t>
-      </w:r>
-    </w:p>
-    <w:p>
-      <w:r>
-        <w:rPr>
-          <w:sz w:val="24"/>
-        </w:rPr>
-        <w:t>①先进先出法：先买的先发出，期末存货是最近买的。</w:t>
-      </w:r>
-    </w:p>
-    <w:p>
-      <w:r>
-        <w:rPr>
-          <w:sz w:val="24"/>
-        </w:rPr>
-        <w:t>②月末一次加权平均法：月末用总成本÷总数量算平均单价。</w:t>
-      </w:r>
-    </w:p>
-    <w:p>
-      <w:r>
-        <w:rPr>
-          <w:sz w:val="24"/>
-        </w:rPr>
-        <w:t>③移动加权平均法：每次进货后重算平均单价。</w:t>
-      </w:r>
-    </w:p>
-    <w:p>
-      <w:r>
-        <w:rPr>
-          <w:sz w:val="24"/>
-        </w:rPr>
-        <w:t>发出存货：</w:t>
-      </w:r>
-    </w:p>
-    <w:p>
-      <w:r>
-        <w:rPr>
-          <w:sz w:val="24"/>
-        </w:rPr>
-        <w:t>借：主营业务成本（或生产成本）</w:t>
-      </w:r>
-    </w:p>
-    <w:p>
-      <w:r>
-        <w:rPr>
-          <w:sz w:val="24"/>
-        </w:rPr>
-        <w:t>贷：库存商品（或原材料）</w:t>
-      </w:r>
-    </w:p>
-    <w:p>
-      <w:r>
-        <w:rPr>
-          <w:sz w:val="24"/>
-        </w:rPr>
-      </w:r>
-    </w:p>
-    <w:p>
-      <w:r>
-        <w:rPr>
-          <w:b/>
-          <w:sz w:val="25"/>
-        </w:rPr>
-        <w:t>五、期末还值不值（期末计价·重点）</w:t>
-      </w:r>
-    </w:p>
-    <w:p>
-      <w:r>
-        <w:rPr>
-          <w:sz w:val="24"/>
-        </w:rPr>
-        <w:t>期末按"成本与可变现净值孰低"计量。</w:t>
-      </w:r>
-    </w:p>
-    <w:p>
-      <w:r>
-        <w:rPr>
-          <w:sz w:val="24"/>
-        </w:rPr>
-        <w:t>可变现净值 = 估计售价 - 至完工估计还要发生的成本 - 估计销售费用及相关税费。</w:t>
-      </w:r>
-    </w:p>
-    <w:p>
-      <w:r>
-        <w:rPr>
-          <w:sz w:val="24"/>
-        </w:rPr>
-        <w:t>如果可变现净值 &lt; 成本，说明货贬值了，要计提存货跌价准备：</w:t>
-      </w:r>
-    </w:p>
-    <w:p>
-      <w:r>
-        <w:rPr>
-          <w:sz w:val="24"/>
-        </w:rPr>
-        <w:t>借：资产减值损失</w:t>
-      </w:r>
-    </w:p>
-    <w:p>
-      <w:r>
-        <w:rPr>
-          <w:sz w:val="24"/>
-        </w:rPr>
-        <w:t>贷：存货跌价准备</w:t>
-      </w:r>
-    </w:p>
-    <w:p>
-      <w:r>
-        <w:rPr>
-          <w:sz w:val="24"/>
-        </w:rPr>
-        <w:t>重要：存货跌价准备，以后价值回升时，在已计提金额内可以转回！（这点和固定资产减值"不得转回"正好相反，最爱考。）</w:t>
-      </w:r>
-    </w:p>
-    <w:p>
-      <w:r>
-        <w:rPr>
-          <w:sz w:val="24"/>
-        </w:rPr>
-      </w:r>
-    </w:p>
-    <w:p>
-      <w:r>
-        <w:rPr>
-          <w:b/>
-          <w:sz w:val="25"/>
-        </w:rPr>
-        <w:t>六、易错点</w:t>
-      </w:r>
-    </w:p>
-    <w:p>
-      <w:r>
-        <w:rPr>
-          <w:sz w:val="24"/>
-        </w:rPr>
-        <w:t>①运费、保险等采购必要支出要进成本，别漏。</w:t>
-      </w:r>
-    </w:p>
-    <w:p>
-      <w:r>
-        <w:rPr>
-          <w:sz w:val="24"/>
-        </w:rPr>
-        <w:t>②期末计价用"成本与可变现净值孰低"，不是一直按成本。</w:t>
-      </w:r>
-    </w:p>
-    <w:p>
-      <w:r>
-        <w:rPr>
-          <w:sz w:val="24"/>
-        </w:rPr>
-        <w:t>③存货跌价准备可以转回；固定资产、无形资产减值不得转回——别记反。</w:t>
-      </w:r>
-    </w:p>
-    <w:p>
-      <w:r>
-        <w:rPr>
-          <w:sz w:val="24"/>
-        </w:rPr>
-      </w:r>
-    </w:p>
-    <w:p>
-      <w:r>
-        <w:rPr>
-          <w:b/>
-          <w:sz w:val="25"/>
-        </w:rPr>
-        <w:t>七、睡前1分钟回顾</w:t>
-      </w:r>
-    </w:p>
-    <w:p>
-      <w:r>
-        <w:rPr>
-          <w:sz w:val="24"/>
-        </w:rPr>
-        <w:t>1. 存货=拿来卖的货+在产品+生产用材料。</w:t>
-      </w:r>
-    </w:p>
-    <w:p>
-      <w:r>
-        <w:rPr>
-          <w:sz w:val="24"/>
-        </w:rPr>
-        <w:t>2. 入账成本=买价+税费+运输等必要支出。</w:t>
-      </w:r>
-    </w:p>
-    <w:p>
-      <w:r>
-        <w:rPr>
-          <w:sz w:val="24"/>
-        </w:rPr>
-        <w:t>3. 发出计价：先进先出、月末一次加权平均、移动加权平均。</w:t>
-      </w:r>
-    </w:p>
-    <w:p>
-      <w:r>
-        <w:rPr>
-          <w:sz w:val="24"/>
-        </w:rPr>
-        <w:t>4. 期末按"成本与可变现净值孰低"，跌了计提存货跌价准备。</w:t>
-      </w:r>
-    </w:p>
-    <w:p>
-      <w:r>
-        <w:rPr>
-          <w:sz w:val="24"/>
-        </w:rPr>
-        <w:t>5. 存货跌价准备可以转回（固定资产减值不得转回，别记反）。</w:t>
-      </w:r>
-    </w:p>
-    <w:p>
-      <w:r>
-        <w:br w:type="page"/>
-      </w:r>
-    </w:p>
-    <w:p>
-      <w:r>
-        <w:rPr>
-          <w:b/>
-          <w:sz w:val="30"/>
-        </w:rPr>
-        <w:t>样稿2　中级会计实务《固定资产》</w:t>
-      </w:r>
-    </w:p>
-    <w:p>
-      <w:r>
-        <w:t>──────────────────────────────</w:t>
-      </w:r>
-    </w:p>
-    <w:p>
-      <w:r>
-        <w:rPr>
-          <w:b/>
-          <w:sz w:val="25"/>
-        </w:rPr>
-        <w:t>一、这一章在讲什么</w:t>
-      </w:r>
-    </w:p>
-    <w:p>
-      <w:r>
-        <w:rPr>
-          <w:sz w:val="24"/>
-        </w:rPr>
-        <w:t>这一章讲的是：企业那些能用很多年的"大件家当"（厂房、机器、设备、车辆）怎么记账。核心就三件事——买进来按多少钱入账、用的过程中每年怎么分摊成本（折旧）、不用了或卖了怎么处理。一句话：固定资产的"一生"——买入、使用、退出，每步怎么做账。</w:t>
-      </w:r>
-    </w:p>
-    <w:p>
-      <w:r>
-        <w:rPr>
-          <w:sz w:val="24"/>
-        </w:rPr>
-      </w:r>
-    </w:p>
-    <w:p>
-      <w:r>
-        <w:rPr>
-          <w:b/>
-          <w:sz w:val="25"/>
-        </w:rPr>
-        <w:t>二、什么是固定资产</w:t>
-      </w:r>
-    </w:p>
-    <w:p>
-      <w:r>
-        <w:rPr>
-          <w:sz w:val="24"/>
-        </w:rPr>
-        <w:t>固定资产，是指同时满足两个条件的有形资产：①为生产、提供劳务、出租或经营管理而持有；②使用寿命超过一个会计年度（能用一年以上）。</w:t>
-      </w:r>
-    </w:p>
-    <w:p>
-      <w:r>
-        <w:rPr>
-          <w:sz w:val="24"/>
-        </w:rPr>
-        <w:t>通俗讲：是企业自己用、能用一年以上、看得见摸得着的大件。比如工厂的机器、办公楼、货车。</w:t>
-      </w:r>
-    </w:p>
-    <w:p>
-      <w:r>
-        <w:rPr>
-          <w:sz w:val="24"/>
-        </w:rPr>
-        <w:t>注意区分：买来要卖的房子是存货；出租赚租金的房子是投资性房地产。判断关键看"自己用不用、能不能用一年以上"。</w:t>
-      </w:r>
-    </w:p>
-    <w:p>
-      <w:r>
-        <w:rPr>
-          <w:sz w:val="24"/>
-        </w:rPr>
-      </w:r>
-    </w:p>
-    <w:p>
-      <w:r>
-        <w:rPr>
-          <w:b/>
-          <w:sz w:val="25"/>
-        </w:rPr>
-        <w:t>三、买进来记多少钱（初始计量）</w:t>
-      </w:r>
-    </w:p>
-    <w:p>
-      <w:r>
-        <w:rPr>
-          <w:sz w:val="24"/>
-        </w:rPr>
-        <w:t>入账价值 = 买价 + 相关税费 + 让它达到可使用状态前的一切必要支出（运费、安装费等）。</w:t>
-      </w:r>
-    </w:p>
-    <w:p>
-      <w:r>
-        <w:rPr>
-          <w:sz w:val="24"/>
-        </w:rPr>
-        <w:t>例：买机器，价款100万，运费2万，安装费3万：</w:t>
-      </w:r>
-    </w:p>
-    <w:p>
-      <w:r>
-        <w:rPr>
-          <w:sz w:val="24"/>
-        </w:rPr>
-        <w:t>入账成本 = 100+2+3 = 105万</w:t>
+        <w:t>分录：</w:t>
       </w:r>
     </w:p>
     <w:p>
@@ -530,7 +166,7 @@
         <w:rPr>
           <w:sz w:val="24"/>
         </w:rPr>
-        <w:t>要点：正式开工使用前花的必要的钱都进成本；之后的日常维修才算费用。</w:t>
+        <w:t>要点：在"能正式开工使用"之前花的必要的钱，都算进成本；之后的（如日常维修）才算费用。</w:t>
       </w:r>
     </w:p>
     <w:p>
@@ -546,7 +182,7 @@
           <w:b/>
           <w:sz w:val="25"/>
         </w:rPr>
-        <w:t>四、每年怎么分摊成本（折旧·最高频）</w:t>
+        <w:t>【第四段·后续计量：折旧（最高频考点）】</w:t>
       </w:r>
     </w:p>
     <w:p>
@@ -554,7 +190,7 @@
         <w:rPr>
           <w:sz w:val="24"/>
         </w:rPr>
-        <w:t>固定资产能用很多年，成本要在使用年限里一年年分摊，这就是折旧。</w:t>
+        <w:t>固定资产能用很多年，它的成本要在使用年限里一年一年分摊，这就是折旧。</w:t>
       </w:r>
     </w:p>
     <w:p>
@@ -562,7 +198,7 @@
         <w:rPr>
           <w:sz w:val="24"/>
         </w:rPr>
-        <w:t>四种方法：①年限平均法（直线法）②工作量法③双倍余额递减法④年数总和法。</w:t>
+        <w:t>四种折旧方法：</w:t>
       </w:r>
     </w:p>
     <w:p>
@@ -570,7 +206,7 @@
         <w:rPr>
           <w:sz w:val="24"/>
         </w:rPr>
-        <w:t>直线法：年折旧 =（原值-预计净残值）÷使用年限</w:t>
+        <w:t>①年限平均法（直线法）：年折旧 =（原值 - 预计净残值）÷ 使用年限</w:t>
       </w:r>
     </w:p>
     <w:p>
@@ -578,7 +214,7 @@
         <w:rPr>
           <w:sz w:val="24"/>
         </w:rPr>
-        <w:t>例：机器105万，残值5万，用10年：年折旧 =（105-5）÷10 = 10万</w:t>
+        <w:t>②工作量法：按实际干了多少活分摊</w:t>
       </w:r>
     </w:p>
     <w:p>
@@ -586,7 +222,47 @@
         <w:rPr>
           <w:sz w:val="24"/>
         </w:rPr>
-        <w:t>借：制造费用 10（看用在哪个部门）</w:t>
+        <w:t>③双倍余额递减法：年折旧率 = 2 ÷ 年限，乘以期初账面净值（前期多提，加速折旧），最后两年改直线法</w:t>
+      </w:r>
+    </w:p>
+    <w:p>
+      <w:r>
+        <w:rPr>
+          <w:sz w:val="24"/>
+        </w:rPr>
+        <w:t>④年数总和法：也是加速折旧</w:t>
+      </w:r>
+    </w:p>
+    <w:p>
+      <w:r>
+        <w:rPr>
+          <w:sz w:val="24"/>
+        </w:rPr>
+        <w:t>例（直线法）：机器105万，残值5万，用10年：</w:t>
+      </w:r>
+    </w:p>
+    <w:p>
+      <w:r>
+        <w:rPr>
+          <w:sz w:val="24"/>
+        </w:rPr>
+        <w:t>年折旧 =（105 - 5）÷ 10 = 10万</w:t>
+      </w:r>
+    </w:p>
+    <w:p>
+      <w:r>
+        <w:rPr>
+          <w:sz w:val="24"/>
+        </w:rPr>
+        <w:t>分录：</w:t>
+      </w:r>
+    </w:p>
+    <w:p>
+      <w:r>
+        <w:rPr>
+          <w:sz w:val="24"/>
+        </w:rPr>
+        <w:t>借：制造费用/管理费用 10（看机器用在哪个部门）</w:t>
       </w:r>
     </w:p>
     <w:p>
@@ -602,7 +278,7 @@
         <w:rPr>
           <w:sz w:val="24"/>
         </w:rPr>
-        <w:t>要点：折旧从"达到可使用状态的次月"起提，处置的次月停。</w:t>
+        <w:t>要点：折旧从"达到可使用状态的次月"开始计提，停用或处置的次月停止。</w:t>
       </w:r>
     </w:p>
     <w:p>
@@ -618,7 +294,7 @@
           <w:b/>
           <w:sz w:val="25"/>
         </w:rPr>
-        <w:t>五、修一修要不要进成本（后续支出）</w:t>
+        <w:t>【第五段·后续支出：修一修要不要进成本】</w:t>
       </w:r>
     </w:p>
     <w:p>
@@ -626,7 +302,7 @@
         <w:rPr>
           <w:sz w:val="24"/>
         </w:rPr>
-        <w:t>日常修理（维持原状）→ 直接计入当期费用。</w:t>
+        <w:t>日常修理（小修小补）→ 直接计入当期费用（管理费用等）。</w:t>
       </w:r>
     </w:p>
     <w:p>
@@ -634,7 +310,15 @@
         <w:rPr>
           <w:sz w:val="24"/>
         </w:rPr>
-        <w:t>更新改造（提升性能、延长寿命）→ 资本化，计入固定资产成本。</w:t>
+        <w:t>更新改造（让资产更值钱、能用更久）→ 资本化，计入固定资产成本。</w:t>
+      </w:r>
+    </w:p>
+    <w:p>
+      <w:r>
+        <w:rPr>
+          <w:sz w:val="24"/>
+        </w:rPr>
+        <w:t>判断：只是维持原状→费用化；提升性能/延长寿命→资本化。</w:t>
       </w:r>
     </w:p>
     <w:p>
@@ -650,7 +334,7 @@
           <w:b/>
           <w:sz w:val="25"/>
         </w:rPr>
-        <w:t>六、固定资产减值</w:t>
+        <w:t>【第六段·固定资产减值】</w:t>
       </w:r>
     </w:p>
     <w:p>
@@ -658,7 +342,7 @@
         <w:rPr>
           <w:sz w:val="24"/>
         </w:rPr>
-        <w:t>账面价值 &gt; 可收回金额时计提减值：</w:t>
+        <w:t>如果固定资产的账面价值 &gt; 可收回金额（值不了那么多钱了），要计提减值：</w:t>
       </w:r>
     </w:p>
     <w:p>
@@ -682,7 +366,7 @@
         <w:rPr>
           <w:sz w:val="24"/>
         </w:rPr>
-        <w:t>重要：固定资产减值一经计提，不得转回！（和存货跌价准备"可以转回"正好相反。）</w:t>
+        <w:t>重要：固定资产减值一经计提，不得转回！（哪怕以后又值钱了也不能冲回来）</w:t>
       </w:r>
     </w:p>
     <w:p>
@@ -698,7 +382,7 @@
           <w:b/>
           <w:sz w:val="25"/>
         </w:rPr>
-        <w:t>七、卖掉或报废（处置）</w:t>
+        <w:t>【第七段·处置：卖掉或报废】</w:t>
       </w:r>
     </w:p>
     <w:p>
@@ -706,7 +390,7 @@
         <w:rPr>
           <w:sz w:val="24"/>
         </w:rPr>
-        <w:t>通过"固定资产清理"三步走：</w:t>
+        <w:t>固定资产卖掉或报废，通过"固定资产清理"科目核算，三步走：</w:t>
       </w:r>
     </w:p>
     <w:p>
@@ -714,7 +398,7 @@
         <w:rPr>
           <w:sz w:val="24"/>
         </w:rPr>
-        <w:t>①转入清理：借 固定资产清理（净值）+累计折旧 贷 固定资产（原值）</w:t>
+        <w:t>①转入清理（注销原值和累计折旧）：</w:t>
       </w:r>
     </w:p>
     <w:p>
@@ -722,7 +406,7 @@
         <w:rPr>
           <w:sz w:val="24"/>
         </w:rPr>
-        <w:t>②收款：借 银行存款 贷 固定资产清理</w:t>
+        <w:t>借：固定资产清理（账面净值）</w:t>
       </w:r>
     </w:p>
     <w:p>
@@ -730,7 +414,47 @@
         <w:rPr>
           <w:sz w:val="24"/>
         </w:rPr>
-        <w:t>③结转净损益：正常处置→资产处置损益；报废毁损→营业外收入/支出。</w:t>
+        <w:t xml:space="preserve">    累计折旧</w:t>
+      </w:r>
+    </w:p>
+    <w:p>
+      <w:r>
+        <w:rPr>
+          <w:sz w:val="24"/>
+        </w:rPr>
+        <w:t>贷：固定资产（原值）</w:t>
+      </w:r>
+    </w:p>
+    <w:p>
+      <w:r>
+        <w:rPr>
+          <w:sz w:val="24"/>
+        </w:rPr>
+        <w:t>②收到处置价款：</w:t>
+      </w:r>
+    </w:p>
+    <w:p>
+      <w:r>
+        <w:rPr>
+          <w:sz w:val="24"/>
+        </w:rPr>
+        <w:t>借：银行存款</w:t>
+      </w:r>
+    </w:p>
+    <w:p>
+      <w:r>
+        <w:rPr>
+          <w:sz w:val="24"/>
+        </w:rPr>
+        <w:t>贷：固定资产清理</w:t>
+      </w:r>
+    </w:p>
+    <w:p>
+      <w:r>
+        <w:rPr>
+          <w:sz w:val="24"/>
+        </w:rPr>
+        <w:t>③结转净损益：清理后是赚是亏，转入"资产处置损益"（正常处置）或"营业外收入/支出"（报废）。</w:t>
       </w:r>
     </w:p>
     <w:p>
@@ -746,7 +470,7 @@
           <w:b/>
           <w:sz w:val="25"/>
         </w:rPr>
-        <w:t>八、睡前1分钟回顾</w:t>
+        <w:t>【最后一段·睡前1分钟回顾】</w:t>
       </w:r>
     </w:p>
     <w:p>
@@ -762,7 +486,7 @@
         <w:rPr>
           <w:sz w:val="24"/>
         </w:rPr>
-        <w:t>2. 入账成本=买价+税费+达可用前的必要支出。</w:t>
+        <w:t>2. 入账成本=买价+税费+达到可用前的必要支出。</w:t>
       </w:r>
     </w:p>
     <w:p>
@@ -770,7 +494,7 @@
         <w:rPr>
           <w:sz w:val="24"/>
         </w:rPr>
-        <w:t>3. 折旧次月起提，直线法=（原值-残值）÷年限。</w:t>
+        <w:t>3. 折旧从次月起提，四种方法，直线法最常用：（原值-残值）÷年限。</w:t>
       </w:r>
     </w:p>
     <w:p>
@@ -778,7 +502,7 @@
         <w:rPr>
           <w:sz w:val="24"/>
         </w:rPr>
-        <w:t>4. 后续支出：维持原状费用化，提升性能资本化。</w:t>
+        <w:t>4. 后续支出：维持原状→费用化，提升性能→资本化。</w:t>
       </w:r>
     </w:p>
     <w:p>
@@ -786,7 +510,7 @@
         <w:rPr>
           <w:sz w:val="24"/>
         </w:rPr>
-        <w:t>5. 减值一经计提不得转回（和存货相反，务必记牢）。</w:t>
+        <w:t>5. 减值一经计提不得转回（务必记牢）。</w:t>
       </w:r>
     </w:p>
     <w:p>
@@ -794,7 +518,7 @@
         <w:rPr>
           <w:sz w:val="24"/>
         </w:rPr>
-        <w:t>6. 处置走固定资产清理三步：转清理→收款→结转损益。</w:t>
+        <w:t>6. 处置走"固定资产清理"三步：转清理→收款→结转损益。</w:t>
       </w:r>
     </w:p>
     <w:p>
@@ -808,7 +532,7 @@
           <w:b/>
           <w:sz w:val="30"/>
         </w:rPr>
-        <w:t>样稿3　中级会计实务《收入》</w:t>
+        <w:t>样稿2　中级会计实务：长期股权投资</w:t>
       </w:r>
     </w:p>
     <w:p>
@@ -822,7 +546,7 @@
           <w:b/>
           <w:sz w:val="25"/>
         </w:rPr>
-        <w:t>一、这一章在讲什么</w:t>
+        <w:t>【第一段·这一章在讲什么】</w:t>
       </w:r>
     </w:p>
     <w:p>
@@ -830,7 +554,7 @@
         <w:rPr>
           <w:sz w:val="24"/>
         </w:rPr>
-        <w:t>这一章讲的是：企业卖东西、提供服务赚的钱，什么时候、记多少算作"收入"。不是收到钱就算收入，而是要等你真正把东西/服务交付给客户了才算。核心是一套"五步法"。一句话：收入确认看"履约"，按五步法走，交付了才算赚到。</w:t>
+        <w:t>这一章讲的是：一家公司拿钱去"入股"另一家公司，这笔投资在自己账上怎么记。核心是看你对被投资公司的"影响力"有多大——是能完全控制它、还是能对它有重大影响、还是只占点小股份。影响力不同，记账方法完全不同。一句话：投资别人公司，按"关系深浅"分两种方法（成本法、权益法）来记账。</w:t>
       </w:r>
     </w:p>
     <w:p>
@@ -846,7 +570,419 @@
           <w:b/>
           <w:sz w:val="25"/>
         </w:rPr>
-        <w:t>二、什么是收入</w:t>
+        <w:t>【第二段·什么是长期股权投资】</w:t>
+      </w:r>
+    </w:p>
+    <w:p>
+      <w:r>
+        <w:rPr>
+          <w:sz w:val="24"/>
+        </w:rPr>
+        <w:t>长期股权投资，是指企业为了长期持有而对其他公司进行的股权投资，目的不是短期买卖赚差价，而是为了控制、共同控制或施加重大影响。</w:t>
+      </w:r>
+    </w:p>
+    <w:p>
+      <w:r>
+        <w:rPr>
+          <w:sz w:val="24"/>
+        </w:rPr>
+        <w:t>通俗讲：你买一家公司的股份，不是为了明天涨了就卖，而是想长期当它的股东，参与甚至主导它的经营。</w:t>
+      </w:r>
+    </w:p>
+    <w:p>
+      <w:r>
+        <w:rPr>
+          <w:sz w:val="24"/>
+        </w:rPr>
+        <w:t>按影响力分三档：</w:t>
+      </w:r>
+    </w:p>
+    <w:p>
+      <w:r>
+        <w:rPr>
+          <w:sz w:val="24"/>
+        </w:rPr>
+        <w:t>①控制（一般持股&gt;50%）→ 对方是你的"子公司"</w:t>
+      </w:r>
+    </w:p>
+    <w:p>
+      <w:r>
+        <w:rPr>
+          <w:sz w:val="24"/>
+        </w:rPr>
+        <w:t>②共同控制或重大影响（一般持股20%-50%）→ 对方是你的"合营/联营企业"</w:t>
+      </w:r>
+    </w:p>
+    <w:p>
+      <w:r>
+        <w:rPr>
+          <w:sz w:val="24"/>
+        </w:rPr>
+        <w:t>③只有很小影响（&lt;20%）→ 一般不算长投，算金融资产</w:t>
+      </w:r>
+    </w:p>
+    <w:p>
+      <w:r>
+        <w:rPr>
+          <w:sz w:val="24"/>
+        </w:rPr>
+      </w:r>
+    </w:p>
+    <w:p>
+      <w:r>
+        <w:rPr>
+          <w:b/>
+          <w:sz w:val="25"/>
+        </w:rPr>
+        <w:t>【第三段·两种核算方法怎么选】</w:t>
+      </w:r>
+    </w:p>
+    <w:p>
+      <w:r>
+        <w:rPr>
+          <w:sz w:val="24"/>
+        </w:rPr>
+        <w:t>成本法：用于"控制"（母公司对子公司）。</w:t>
+      </w:r>
+    </w:p>
+    <w:p>
+      <w:r>
+        <w:rPr>
+          <w:sz w:val="24"/>
+        </w:rPr>
+        <w:t>特点：平时不管对方赚不赚钱，账面成本不动；只有对方分红时，才确认投资收益。</w:t>
+      </w:r>
+    </w:p>
+    <w:p>
+      <w:r>
+        <w:rPr>
+          <w:sz w:val="24"/>
+        </w:rPr>
+        <w:t>权益法：用于"共同控制、重大影响"（对合营、联营企业）。</w:t>
+      </w:r>
+    </w:p>
+    <w:p>
+      <w:r>
+        <w:rPr>
+          <w:sz w:val="24"/>
+        </w:rPr>
+        <w:t>特点：对方赚钱，你按持股比例确认收益、长投账面增加；对方分红，反而冲减长投账面。</w:t>
+      </w:r>
+    </w:p>
+    <w:p>
+      <w:r>
+        <w:rPr>
+          <w:sz w:val="24"/>
+        </w:rPr>
+      </w:r>
+    </w:p>
+    <w:p>
+      <w:r>
+        <w:rPr>
+          <w:b/>
+          <w:sz w:val="25"/>
+        </w:rPr>
+        <w:t>【第四段·成本法怎么记】</w:t>
+      </w:r>
+    </w:p>
+    <w:p>
+      <w:r>
+        <w:rPr>
+          <w:sz w:val="24"/>
+        </w:rPr>
+        <w:t>①初始投资：</w:t>
+      </w:r>
+    </w:p>
+    <w:p>
+      <w:r>
+        <w:rPr>
+          <w:sz w:val="24"/>
+        </w:rPr>
+        <w:t>借：长期股权投资（付出的钱）</w:t>
+      </w:r>
+    </w:p>
+    <w:p>
+      <w:r>
+        <w:rPr>
+          <w:sz w:val="24"/>
+        </w:rPr>
+        <w:t>贷：银行存款</w:t>
+      </w:r>
+    </w:p>
+    <w:p>
+      <w:r>
+        <w:rPr>
+          <w:sz w:val="24"/>
+        </w:rPr>
+        <w:t>②对方宣告分红：</w:t>
+      </w:r>
+    </w:p>
+    <w:p>
+      <w:r>
+        <w:rPr>
+          <w:sz w:val="24"/>
+        </w:rPr>
+        <w:t>借：应收股利</w:t>
+      </w:r>
+    </w:p>
+    <w:p>
+      <w:r>
+        <w:rPr>
+          <w:sz w:val="24"/>
+        </w:rPr>
+        <w:t>贷：投资收益</w:t>
+      </w:r>
+    </w:p>
+    <w:p>
+      <w:r>
+        <w:rPr>
+          <w:sz w:val="24"/>
+        </w:rPr>
+        <w:t>要点：成本法"佛系"——平时不动账，分红才记收益。</w:t>
+      </w:r>
+    </w:p>
+    <w:p>
+      <w:r>
+        <w:rPr>
+          <w:sz w:val="24"/>
+        </w:rPr>
+      </w:r>
+    </w:p>
+    <w:p>
+      <w:r>
+        <w:rPr>
+          <w:b/>
+          <w:sz w:val="25"/>
+        </w:rPr>
+        <w:t>【第五段·权益法怎么记（重点）】</w:t>
+      </w:r>
+    </w:p>
+    <w:p>
+      <w:r>
+        <w:rPr>
+          <w:sz w:val="24"/>
+        </w:rPr>
+        <w:t>①初始投资：</w:t>
+      </w:r>
+    </w:p>
+    <w:p>
+      <w:r>
+        <w:rPr>
+          <w:sz w:val="24"/>
+        </w:rPr>
+        <w:t>借：长期股权投资 贷：银行存款</w:t>
+      </w:r>
+    </w:p>
+    <w:p>
+      <w:r>
+        <w:rPr>
+          <w:sz w:val="24"/>
+        </w:rPr>
+        <w:t>特殊：若投资成本 &lt; 应享有被投资方净资产公允价值份额，差额计入营业外收入，并调增长投。</w:t>
+      </w:r>
+    </w:p>
+    <w:p>
+      <w:r>
+        <w:rPr>
+          <w:sz w:val="24"/>
+        </w:rPr>
+        <w:t>②对方实现净利润（你持股30%，对方赚100万）：</w:t>
+      </w:r>
+    </w:p>
+    <w:p>
+      <w:r>
+        <w:rPr>
+          <w:sz w:val="24"/>
+        </w:rPr>
+        <w:t>借：长期股权投资——损益调整 30</w:t>
+      </w:r>
+    </w:p>
+    <w:p>
+      <w:r>
+        <w:rPr>
+          <w:sz w:val="24"/>
+        </w:rPr>
+        <w:t>贷：投资收益 30</w:t>
+      </w:r>
+    </w:p>
+    <w:p>
+      <w:r>
+        <w:rPr>
+          <w:sz w:val="24"/>
+        </w:rPr>
+        <w:t>③对方分红（分给你的部分）：</w:t>
+      </w:r>
+    </w:p>
+    <w:p>
+      <w:r>
+        <w:rPr>
+          <w:sz w:val="24"/>
+        </w:rPr>
+        <w:t>借：应收股利</w:t>
+      </w:r>
+    </w:p>
+    <w:p>
+      <w:r>
+        <w:rPr>
+          <w:sz w:val="24"/>
+        </w:rPr>
+        <w:t>贷：长期股权投资——损益调整</w:t>
+      </w:r>
+    </w:p>
+    <w:p>
+      <w:r>
+        <w:rPr>
+          <w:sz w:val="24"/>
+        </w:rPr>
+        <w:t>要点：权益法下，盈利时已确认收益，所以分红只是把钱拿回来，冲减长投，不再重复确认收益。</w:t>
+      </w:r>
+    </w:p>
+    <w:p>
+      <w:r>
+        <w:rPr>
+          <w:sz w:val="24"/>
+        </w:rPr>
+      </w:r>
+    </w:p>
+    <w:p>
+      <w:r>
+        <w:rPr>
+          <w:b/>
+          <w:sz w:val="25"/>
+        </w:rPr>
+        <w:t>【第六段·为什么分红处理正好相反】</w:t>
+      </w:r>
+    </w:p>
+    <w:p>
+      <w:r>
+        <w:rPr>
+          <w:sz w:val="24"/>
+        </w:rPr>
+        <w:t>成本法：对方赚钱时没确认过收益→分红时才第一次确认投资收益。</w:t>
+      </w:r>
+    </w:p>
+    <w:p>
+      <w:r>
+        <w:rPr>
+          <w:sz w:val="24"/>
+        </w:rPr>
+        <w:t>权益法：对方赚钱时已经按比例确认过收益→分红只是收回，冲减长投账面。</w:t>
+      </w:r>
+    </w:p>
+    <w:p>
+      <w:r>
+        <w:rPr>
+          <w:sz w:val="24"/>
+        </w:rPr>
+        <w:t>这是两种方法最容易考、也最容易混的地方。</w:t>
+      </w:r>
+    </w:p>
+    <w:p>
+      <w:r>
+        <w:rPr>
+          <w:sz w:val="24"/>
+        </w:rPr>
+      </w:r>
+    </w:p>
+    <w:p>
+      <w:r>
+        <w:rPr>
+          <w:b/>
+          <w:sz w:val="25"/>
+        </w:rPr>
+        <w:t>【最后一段·睡前1分钟回顾】</w:t>
+      </w:r>
+    </w:p>
+    <w:p>
+      <w:r>
+        <w:rPr>
+          <w:sz w:val="24"/>
+        </w:rPr>
+        <w:t>1. 长期股权投资=为了长期持有、控制或影响别人公司而买的股权。</w:t>
+      </w:r>
+    </w:p>
+    <w:p>
+      <w:r>
+        <w:rPr>
+          <w:sz w:val="24"/>
+        </w:rPr>
+        <w:t>2. 看影响力分档：控制→成本法；重大影响/共同控制→权益法。</w:t>
+      </w:r>
+    </w:p>
+    <w:p>
+      <w:r>
+        <w:rPr>
+          <w:sz w:val="24"/>
+        </w:rPr>
+        <w:t>3. 成本法：平时不动账，分红才记投资收益。</w:t>
+      </w:r>
+    </w:p>
+    <w:p>
+      <w:r>
+        <w:rPr>
+          <w:sz w:val="24"/>
+        </w:rPr>
+        <w:t>4. 权益法：对方赚→借长投贷投资收益（按比例）；对方分红→借银行存款贷长投。</w:t>
+      </w:r>
+    </w:p>
+    <w:p>
+      <w:r>
+        <w:rPr>
+          <w:sz w:val="24"/>
+        </w:rPr>
+        <w:t>5. 一句话区分：成本法"分红才记收益"，权益法"盈亏按比例、分红冲长投"。</w:t>
+      </w:r>
+    </w:p>
+    <w:p>
+      <w:r>
+        <w:br w:type="page"/>
+      </w:r>
+    </w:p>
+    <w:p>
+      <w:r>
+        <w:rPr>
+          <w:b/>
+          <w:sz w:val="30"/>
+        </w:rPr>
+        <w:t>样稿3　中级会计实务：收入</w:t>
+      </w:r>
+    </w:p>
+    <w:p>
+      <w:r>
+        <w:t>──────────────────────────────</w:t>
+      </w:r>
+    </w:p>
+    <w:p>
+      <w:r>
+        <w:rPr>
+          <w:b/>
+          <w:sz w:val="25"/>
+        </w:rPr>
+        <w:t>【第一段·这一章在讲什么】</w:t>
+      </w:r>
+    </w:p>
+    <w:p>
+      <w:r>
+        <w:rPr>
+          <w:sz w:val="24"/>
+        </w:rPr>
+        <w:t>这一章讲的是：企业卖东西、提供服务赚的钱，什么时候、记多少算作"收入"。不是收到钱就算收入，而是要等你真正把东西/服务交付给客户了才算。核心是一套"五步法"，无论卖货还是做服务都套这五步。一句话：收入确认看"履约"，按五步法走，交付了才算赚到。</w:t>
+      </w:r>
+    </w:p>
+    <w:p>
+      <w:r>
+        <w:rPr>
+          <w:sz w:val="24"/>
+        </w:rPr>
+      </w:r>
+    </w:p>
+    <w:p>
+      <w:r>
+        <w:rPr>
+          <w:b/>
+          <w:sz w:val="25"/>
+        </w:rPr>
+        <w:t>【第二段·什么是收入】</w:t>
       </w:r>
     </w:p>
     <w:p>
@@ -886,7 +1022,7 @@
           <w:b/>
           <w:sz w:val="25"/>
         </w:rPr>
-        <w:t>三、收入确认五步法（核心框架）</w:t>
+        <w:t>【第三段·收入确认五步法（核心框架）】</w:t>
       </w:r>
     </w:p>
     <w:p>
@@ -942,7 +1078,7 @@
           <w:b/>
           <w:sz w:val="25"/>
         </w:rPr>
-        <w:t>四、预收款先记"合同负债"</w:t>
+        <w:t>【第四段·预收款先记"合同负债"】</w:t>
       </w:r>
     </w:p>
     <w:p>
@@ -1022,7 +1158,7 @@
           <w:b/>
           <w:sz w:val="25"/>
         </w:rPr>
-        <w:t>五、捆绑销售要分摊</w:t>
+        <w:t>【第五段·捆绑销售要分摊】</w:t>
       </w:r>
     </w:p>
     <w:p>
@@ -1030,7 +1166,7 @@
         <w:rPr>
           <w:sz w:val="24"/>
         </w:rPr>
-        <w:t>一次卖好几样（如手机+延保），按各自单独售价的比例，把总价分摊到每一项，分别确认收入。</w:t>
+        <w:t>一次卖好几样（如手机+延保），要按各自单独售价的比例，把总价分摊到每一项，分别确认收入。</w:t>
       </w:r>
     </w:p>
     <w:p>
@@ -1070,7 +1206,7 @@
           <w:b/>
           <w:sz w:val="25"/>
         </w:rPr>
-        <w:t>六、时段法 vs 时点法</w:t>
+        <w:t>【第六段·时段法 vs 时点法】</w:t>
       </w:r>
     </w:p>
     <w:p>
@@ -1110,7 +1246,7 @@
           <w:b/>
           <w:sz w:val="25"/>
         </w:rPr>
-        <w:t>七、睡前1分钟回顾</w:t>
+        <w:t>【最后一段·睡前1分钟回顾】</w:t>
       </w:r>
     </w:p>
     <w:p>
@@ -1150,7 +1286,15 @@
         <w:rPr>
           <w:sz w:val="24"/>
         </w:rPr>
-        <w:t>5. 捆绑销售按单独售价比例分摊；一次性交付用时点法，持续完成用时段法。</w:t>
+        <w:t>5. 捆绑销售按单独售价比例分摊。</w:t>
+      </w:r>
+    </w:p>
+    <w:p>
+      <w:r>
+        <w:rPr>
+          <w:sz w:val="24"/>
+        </w:rPr>
+        <w:t>6. 一次性交付→时点法；持续完成→时段法（按进度确认）。</w:t>
       </w:r>
     </w:p>
     <w:p>
@@ -1164,7 +1308,7 @@
           <w:b/>
           <w:sz w:val="30"/>
         </w:rPr>
-        <w:t>样稿4　财务管理《投资管理》</w:t>
+        <w:t>样稿4　中级财务管理：筹资管理</w:t>
       </w:r>
     </w:p>
     <w:p>
@@ -1178,7 +1322,7 @@
           <w:b/>
           <w:sz w:val="25"/>
         </w:rPr>
-        <w:t>一、这一章在讲什么</w:t>
+        <w:t>【第一段·这一章在讲什么】</w:t>
       </w:r>
     </w:p>
     <w:p>
@@ -1186,7 +1330,7 @@
         <w:rPr>
           <w:sz w:val="24"/>
         </w:rPr>
-        <w:t>这一章讲的是：公司有了钱该投到哪个项目、这个项目值不值得投，用哪些指标来判断划算不划算。核心是先理解"钱有时间价值"，再用净现值等指标给项目打分。一句话：怎么判断一个投资项目赚不赚、值不值得投。</w:t>
+        <w:t>这一章讲的是：企业要发展、要花钱，钱从哪里来——也就是"筹资"。重点是搞清楚有哪些筹钱的渠道和方式，每种方式各有什么优缺点，以及筹来的钱"贵不贵"（资本成本）。一句话：企业去哪儿弄钱、怎么弄、弄来的钱成本多高。</w:t>
       </w:r>
     </w:p>
     <w:p>
@@ -1202,7 +1346,7 @@
           <w:b/>
           <w:sz w:val="25"/>
         </w:rPr>
-        <w:t>二、什么是投资管理</w:t>
+        <w:t>【第二段·什么是筹资管理】</w:t>
       </w:r>
     </w:p>
     <w:p>
@@ -1210,7 +1354,7 @@
         <w:rPr>
           <w:sz w:val="24"/>
         </w:rPr>
-        <w:t>投资管理，是指企业对其投资活动（如固定资产项目投资、对外证券投资等）进行规划、评价和决策，以实现资金保值增值的管理活动。</w:t>
+        <w:t>筹资管理，是指企业为了满足生产经营、投资等需要，通过各种方式和渠道筹措资金，并对资金的取得进行规划和管理的活动。</w:t>
       </w:r>
     </w:p>
     <w:p>
@@ -1218,7 +1362,7 @@
         <w:rPr>
           <w:sz w:val="24"/>
         </w:rPr>
-        <w:t>通俗讲：就是公司决定"把钱投到哪、怎么投、值不值"的一整套判断。重点是项目投资决策——花一笔钱建项目，未来能不能赚回来还有得赚。</w:t>
+        <w:t>通俗讲：就是公司"找钱"的学问——决定从哪借、借多少、用什么方式借，让钱够用又不至于成本太高、风险太大。</w:t>
       </w:r>
     </w:p>
     <w:p>
@@ -1234,7 +1378,7 @@
           <w:b/>
           <w:sz w:val="25"/>
         </w:rPr>
-        <w:t>三、先理解货币时间价值</w:t>
+        <w:t>【第三段·筹资的两大类：股权 vs 债务】</w:t>
       </w:r>
     </w:p>
     <w:p>
@@ -1242,7 +1386,7 @@
         <w:rPr>
           <w:sz w:val="24"/>
         </w:rPr>
-        <w:t>今天的1元 比 一年后的1元 更值钱（因为今天的钱可以拿去钱生钱）。</w:t>
+        <w:t>股权筹资（自己人出钱当股东）：如吸收直接投资、发行股票、留存收益。</w:t>
       </w:r>
     </w:p>
     <w:p>
@@ -1250,7 +1394,7 @@
         <w:rPr>
           <w:sz w:val="24"/>
         </w:rPr>
-        <w:t>所以评价项目，要把未来各年的现金流"折现"到今天来比较。</w:t>
+        <w:t>特点：不用还本、没有固定利息负担，但会稀释控制权、资本成本较高。</w:t>
       </w:r>
     </w:p>
     <w:p>
@@ -1258,7 +1402,15 @@
         <w:rPr>
           <w:sz w:val="24"/>
         </w:rPr>
-        <w:t>现值 = 未来金额 ÷（1+折现率）的年数次方；多年等额现金流可用"年金现值系数"快速算。</w:t>
+        <w:t>债务筹资（借别人的钱，要还本付息）：如银行借款、发行债券、融资租赁、商业信用。</w:t>
+      </w:r>
+    </w:p>
+    <w:p>
+      <w:r>
+        <w:rPr>
+          <w:sz w:val="24"/>
+        </w:rPr>
+        <w:t>特点：要还本付息、有固定负担和风险，但不稀释控制权、利息可在税前扣除（有"抵税"好处）、资本成本相对较低。</w:t>
       </w:r>
     </w:p>
     <w:p>
@@ -1274,7 +1426,7 @@
           <w:b/>
           <w:sz w:val="25"/>
         </w:rPr>
-        <w:t>四、核心指标一：净现值（NPV，最重要）</w:t>
+        <w:t>【第四段·常见筹资方式逐个看】</w:t>
       </w:r>
     </w:p>
     <w:p>
@@ -1282,7 +1434,7 @@
         <w:rPr>
           <w:sz w:val="24"/>
         </w:rPr>
-        <w:t>净现值 = 未来各年净现金流量的现值合计 - 初始投资额。</w:t>
+        <w:t>①吸收直接投资：直接吸收国家、其他企业、个人的资金入股。</w:t>
       </w:r>
     </w:p>
     <w:p>
@@ -1290,7 +1442,7 @@
         <w:rPr>
           <w:sz w:val="24"/>
         </w:rPr>
-        <w:t>判断标准：NPV ≥ 0，项目可行（能赚回投资还有得赚）；NPV &lt; 0，不可行。</w:t>
+        <w:t>②发行股票：上市公司向社会公开募集（普通股、优先股）。</w:t>
       </w:r>
     </w:p>
     <w:p>
@@ -1298,7 +1450,7 @@
         <w:rPr>
           <w:sz w:val="24"/>
         </w:rPr>
-        <w:t>数字案例：</w:t>
+        <w:t>③银行借款：向银行借钱，手续快、灵活，但有还本付息压力。</w:t>
       </w:r>
     </w:p>
     <w:p>
@@ -1306,7 +1458,7 @@
         <w:rPr>
           <w:sz w:val="24"/>
         </w:rPr>
-        <w:t>初始投资100万；以后每年净现金流入30万，连续5年；折现率（必要报酬率）10%。</w:t>
+        <w:t>④发行债券：向社会发债借钱，期限长、金额大，但条件严、有固定利息。</w:t>
       </w:r>
     </w:p>
     <w:p>
@@ -1314,7 +1466,7 @@
         <w:rPr>
           <w:sz w:val="24"/>
         </w:rPr>
-        <w:t>查年金现值系数(10%,5年)=3.7908</w:t>
+        <w:t>⑤融资租赁：通过租赁方式取得长期使用的设备，实质是分期付款买资产。</w:t>
       </w:r>
     </w:p>
     <w:p>
@@ -1322,15 +1474,7 @@
         <w:rPr>
           <w:sz w:val="24"/>
         </w:rPr>
-        <w:t>未来现金流现值 = 30 × 3.7908 = 113.72万</w:t>
-      </w:r>
-    </w:p>
-    <w:p>
-      <w:r>
-        <w:rPr>
-          <w:sz w:val="24"/>
-        </w:rPr>
-        <w:t>NPV = 113.72 - 100 = 13.72万 &gt; 0 → 项目可行。</w:t>
+        <w:t>⑥留存收益：把赚到的利润留下来不分红，用于再投资（内部筹资，没有筹资费用）。</w:t>
       </w:r>
     </w:p>
     <w:p>
@@ -1346,7 +1490,7 @@
           <w:b/>
           <w:sz w:val="25"/>
         </w:rPr>
-        <w:t>五、核心指标二：内含报酬率（IRR）</w:t>
+        <w:t>【第五段·资本成本：筹来的钱"贵不贵"】</w:t>
       </w:r>
     </w:p>
     <w:p>
@@ -1354,7 +1498,7 @@
         <w:rPr>
           <w:sz w:val="24"/>
         </w:rPr>
-        <w:t>内含报酬率，是使项目净现值正好等于0的那个折现率。</w:t>
+        <w:t>资本成本，是企业为筹集和使用资金而付出的代价。</w:t>
       </w:r>
     </w:p>
     <w:p>
@@ -1362,7 +1506,7 @@
         <w:rPr>
           <w:sz w:val="24"/>
         </w:rPr>
-        <w:t>判断标准：IRR &gt; 企业要求的必要报酬率 → 项目可行。</w:t>
+        <w:t>通俗讲：借钱要付利息、股东出钱要给回报，这些"代价"占筹资额的比例，就是资本成本。</w:t>
       </w:r>
     </w:p>
     <w:p>
@@ -1370,7 +1514,31 @@
         <w:rPr>
           <w:sz w:val="24"/>
         </w:rPr>
-        <w:t>通俗讲：IRR就是这个项目"自身的真实收益率"，比你要求的回报高就值得投。</w:t>
+        <w:t>①债务资本成本：要考虑利息可以抵税，所以税后成本 = 利率 ×（1 - 所得税税率）。</w:t>
+      </w:r>
+    </w:p>
+    <w:p>
+      <w:r>
+        <w:rPr>
+          <w:sz w:val="24"/>
+        </w:rPr>
+        <w:t>例：借款利率6%，所得税率25%，税后债务成本 = 6%×(1-25%) = 4.5%。</w:t>
+      </w:r>
+    </w:p>
+    <w:p>
+      <w:r>
+        <w:rPr>
+          <w:sz w:val="24"/>
+        </w:rPr>
+        <w:t>②股权资本成本：股东要求的回报率（一般高于债务成本，因为股东风险更大）。</w:t>
+      </w:r>
+    </w:p>
+    <w:p>
+      <w:r>
+        <w:rPr>
+          <w:sz w:val="24"/>
+        </w:rPr>
+        <w:t>要点：债务有"抵税"好处，所以债务资本成本通常低于股权资本成本。</w:t>
       </w:r>
     </w:p>
     <w:p>
@@ -1386,7 +1554,7 @@
           <w:b/>
           <w:sz w:val="25"/>
         </w:rPr>
-        <w:t>六、核心指标三：回收期 与 现值指数</w:t>
+        <w:t>【第六段·杠杆的简单理解】</w:t>
       </w:r>
     </w:p>
     <w:p>
@@ -1394,7 +1562,7 @@
         <w:rPr>
           <w:sz w:val="24"/>
         </w:rPr>
-        <w:t>回收期：收回初始投资需要多少年。越短越好（反映回本快慢，但忽略回本后的收益）。</w:t>
+        <w:t>适当借债（用别人的钱）能放大股东收益，这叫"财务杠杆"。</w:t>
       </w:r>
     </w:p>
     <w:p>
@@ -1402,7 +1570,7 @@
         <w:rPr>
           <w:sz w:val="24"/>
         </w:rPr>
-        <w:t>本例每年回流30万，静态回收期 = 100 ÷ 30 ≈ 3.33年。</w:t>
+        <w:t>但借得越多，固定的还本付息压力越大，万一经营不好，风险也越大。</w:t>
       </w:r>
     </w:p>
     <w:p>
@@ -1410,15 +1578,7 @@
         <w:rPr>
           <w:sz w:val="24"/>
         </w:rPr>
-        <w:t>现值指数 = 未来现金流量现值 ÷ 初始投资额。</w:t>
-      </w:r>
-    </w:p>
-    <w:p>
-      <w:r>
-        <w:rPr>
-          <w:sz w:val="24"/>
-        </w:rPr>
-        <w:t>本例 = 113.72 ÷ 100 = 1.14 &gt; 1 → 可行（≥1可行，相当于NPV≥0）。</w:t>
+        <w:t>所以筹资要在"成本低"和"风险可控"之间平衡，确定合理的资本结构。</w:t>
       </w:r>
     </w:p>
     <w:p>
@@ -1434,7 +1594,7 @@
           <w:b/>
           <w:sz w:val="25"/>
         </w:rPr>
-        <w:t>七、指标之间的关系（易混点）</w:t>
+        <w:t>【最后一段·睡前1分钟回顾】</w:t>
       </w:r>
     </w:p>
     <w:p>
@@ -1442,7 +1602,7 @@
         <w:rPr>
           <w:sz w:val="24"/>
         </w:rPr>
-        <w:t>NPV ≥ 0　⟺　现值指数 ≥ 1　⟺　IRR ≥ 必要报酬率，三者结论一致。</w:t>
+        <w:t>1. 筹资管理=企业"找钱"的规划与管理。</w:t>
       </w:r>
     </w:p>
     <w:p>
@@ -1450,7 +1610,67 @@
         <w:rPr>
           <w:sz w:val="24"/>
         </w:rPr>
-        <w:t>NPV是"绝对金额"（赚多少钱），现值指数和IRR是"相对比率"（赚的效率），多个项目比较、资金有限时常看相对指标。</w:t>
+        <w:t>2. 两大类：股权筹资（不还本、稀释控制权、成本高）；债务筹资（还本付息、不稀释、能抵税、成本低）。</w:t>
+      </w:r>
+    </w:p>
+    <w:p>
+      <w:r>
+        <w:rPr>
+          <w:sz w:val="24"/>
+        </w:rPr>
+        <w:t>3. 常见方式：吸收投资、发股票、银行借款、发债券、融资租赁、留存收益。</w:t>
+      </w:r>
+    </w:p>
+    <w:p>
+      <w:r>
+        <w:rPr>
+          <w:sz w:val="24"/>
+        </w:rPr>
+        <w:t>4. 资本成本=用钱的代价；债务税后成本=利率×(1-税率)，因抵税通常更低。</w:t>
+      </w:r>
+    </w:p>
+    <w:p>
+      <w:r>
+        <w:rPr>
+          <w:sz w:val="24"/>
+        </w:rPr>
+        <w:t>5. 借债能放大收益（财务杠杆），但也放大风险，要平衡成本与风险。</w:t>
+      </w:r>
+    </w:p>
+    <w:p>
+      <w:r>
+        <w:br w:type="page"/>
+      </w:r>
+    </w:p>
+    <w:p>
+      <w:r>
+        <w:rPr>
+          <w:b/>
+          <w:sz w:val="30"/>
+        </w:rPr>
+        <w:t>样稿5　中级经济法：合同法律制度</w:t>
+      </w:r>
+    </w:p>
+    <w:p>
+      <w:r>
+        <w:t>──────────────────────────────</w:t>
+      </w:r>
+    </w:p>
+    <w:p>
+      <w:r>
+        <w:rPr>
+          <w:b/>
+          <w:sz w:val="25"/>
+        </w:rPr>
+        <w:t>【第一段·这一章在讲什么】</w:t>
+      </w:r>
+    </w:p>
+    <w:p>
+      <w:r>
+        <w:rPr>
+          <w:sz w:val="24"/>
+        </w:rPr>
+        <w:t>这一章讲的是：两个人或两家公司之间的"约定"在法律上怎么算数——也就是合同。重点是合同怎么成立、什么样的合同有效、双方要怎么履行、违约了要承担什么责任。一句话：约定怎么订才有效、怎么履行、违约怎么办，都在合同法律制度里。</w:t>
       </w:r>
     </w:p>
     <w:p>
@@ -1466,7 +1686,7 @@
           <w:b/>
           <w:sz w:val="25"/>
         </w:rPr>
-        <w:t>八、睡前1分钟回顾</w:t>
+        <w:t>【第二段·什么是合同】</w:t>
       </w:r>
     </w:p>
     <w:p>
@@ -1474,7 +1694,7 @@
         <w:rPr>
           <w:sz w:val="24"/>
         </w:rPr>
-        <w:t>1. 投资管理=判断项目值不值得投。</w:t>
+        <w:t>合同，是民事主体之间设立、变更、终止民事法律关系的协议。</w:t>
       </w:r>
     </w:p>
     <w:p>
@@ -1482,7 +1702,7 @@
         <w:rPr>
           <w:sz w:val="24"/>
         </w:rPr>
-        <w:t>2. 钱有时间价值，评价要把未来现金流"折现"到今天。</w:t>
+        <w:t>通俗讲：就是两方（或多方）就某件事达成的、受法律保护的约定。比如买卖合同、租赁合同、借款合同。</w:t>
       </w:r>
     </w:p>
     <w:p>
@@ -1490,59 +1710,7 @@
         <w:rPr>
           <w:sz w:val="24"/>
         </w:rPr>
-        <w:t>3. 净现值NPV=未来现金流现值-初始投资；NPV≥0可行。</w:t>
-      </w:r>
-    </w:p>
-    <w:p>
-      <w:r>
-        <w:rPr>
-          <w:sz w:val="24"/>
-        </w:rPr>
-        <w:t>4. IRR=让NPV为0的折现率；IRR&gt;必要报酬率可行。</w:t>
-      </w:r>
-    </w:p>
-    <w:p>
-      <w:r>
-        <w:rPr>
-          <w:sz w:val="24"/>
-        </w:rPr>
-        <w:t>5. 现值指数≥1可行、回收期越短回本越快；三大指标NPV≥0、PI≥1、IRR≥必要报酬率结论一致。</w:t>
-      </w:r>
-    </w:p>
-    <w:p>
-      <w:r>
-        <w:br w:type="page"/>
-      </w:r>
-    </w:p>
-    <w:p>
-      <w:r>
-        <w:rPr>
-          <w:b/>
-          <w:sz w:val="30"/>
-        </w:rPr>
-        <w:t>样稿5　经济法《合同法》</w:t>
-      </w:r>
-    </w:p>
-    <w:p>
-      <w:r>
-        <w:t>──────────────────────────────</w:t>
-      </w:r>
-    </w:p>
-    <w:p>
-      <w:r>
-        <w:rPr>
-          <w:b/>
-          <w:sz w:val="25"/>
-        </w:rPr>
-        <w:t>一、这一章在讲什么</w:t>
-      </w:r>
-    </w:p>
-    <w:p>
-      <w:r>
-        <w:rPr>
-          <w:sz w:val="24"/>
-        </w:rPr>
-        <w:t>这一章讲的是：两个人或两家公司之间的"约定"在法律上怎么才算数、怎么履行、违约了怎么办。核心是合同怎么成立、什么样的合同有效、违约要担什么责任。一句话：约定怎么订才有效、怎么履行、违约怎么赔，都在合同法里。</w:t>
+        <w:t>特点：①双方自愿平等协商；②内容是民事权利义务；③一旦依法成立，对双方都有约束力，谁违约谁担责。</w:t>
       </w:r>
     </w:p>
     <w:p>
@@ -1558,7 +1726,7 @@
           <w:b/>
           <w:sz w:val="25"/>
         </w:rPr>
-        <w:t>二、什么是合同</w:t>
+        <w:t>【第三段·合同的订立：要约与承诺】</w:t>
       </w:r>
     </w:p>
     <w:p>
@@ -1566,7 +1734,7 @@
         <w:rPr>
           <w:sz w:val="24"/>
         </w:rPr>
-        <w:t>合同，是民事主体之间设立、变更、终止民事法律关系的协议。</w:t>
+        <w:t>合同一般通过"要约+承诺"两步成立：</w:t>
       </w:r>
     </w:p>
     <w:p>
@@ -1574,7 +1742,7 @@
         <w:rPr>
           <w:sz w:val="24"/>
         </w:rPr>
-        <w:t>通俗讲：就是双方就某件事达成的、受法律保护的约定。比如你在网上下单买手机，和卖家就成立了买卖合同。</w:t>
+        <w:t>①要约：一方发出希望订立合同的意思表示（内容具体确定，如商家报价"这台机器卖10万"）。</w:t>
       </w:r>
     </w:p>
     <w:p>
@@ -1582,7 +1750,23 @@
         <w:rPr>
           <w:sz w:val="24"/>
         </w:rPr>
-        <w:t>特点：①双方自愿平等协商；②内容是民事权利义务；③依法成立后对双方都有约束力，谁违约谁担责。</w:t>
+        <w:t>②承诺：另一方同意要约（如买家说"我买了"）。</w:t>
+      </w:r>
+    </w:p>
+    <w:p>
+      <w:r>
+        <w:rPr>
+          <w:sz w:val="24"/>
+        </w:rPr>
+        <w:t>承诺生效时，合同即成立。</w:t>
+      </w:r>
+    </w:p>
+    <w:p>
+      <w:r>
+        <w:rPr>
+          <w:sz w:val="24"/>
+        </w:rPr>
+        <w:t>区分：商场橱窗里的"标价陈列"、寄送的价目表，一般是"要约邀请"（邀请别人来报价），不是要约本身。</w:t>
       </w:r>
     </w:p>
     <w:p>
@@ -1598,7 +1782,7 @@
           <w:b/>
           <w:sz w:val="25"/>
         </w:rPr>
-        <w:t>三、合同怎么成立：要约与承诺</w:t>
+        <w:t>【第四段·合同的效力】</w:t>
       </w:r>
     </w:p>
     <w:p>
@@ -1606,7 +1790,7 @@
         <w:rPr>
           <w:sz w:val="24"/>
         </w:rPr>
-        <w:t>合同一般通过"要约+承诺"两步成立：</w:t>
+        <w:t>①有效合同：当事人有相应民事行为能力、意思表示真实、不违反法律强制规定和公序良俗。</w:t>
       </w:r>
     </w:p>
     <w:p>
@@ -1614,7 +1798,7 @@
         <w:rPr>
           <w:sz w:val="24"/>
         </w:rPr>
-        <w:t>①要约：一方发出想订合同的具体意思表示。例：卖家明确说"这台手机5000元卖给你"。</w:t>
+        <w:t>②无效合同：如违反法律强制性规定、损害社会公共利益的合同，自始没有法律约束力。</w:t>
       </w:r>
     </w:p>
     <w:p>
@@ -1622,7 +1806,7 @@
         <w:rPr>
           <w:sz w:val="24"/>
         </w:rPr>
-        <w:t>②承诺：另一方同意。例：你说"好，我买了"。承诺生效，合同即成立。</w:t>
+        <w:t>③可撤销合同：因重大误解、欺诈、胁迫、显失公平订立的，受损害方有权请求撤销。</w:t>
       </w:r>
     </w:p>
     <w:p>
@@ -1630,7 +1814,7 @@
         <w:rPr>
           <w:sz w:val="24"/>
         </w:rPr>
-        <w:t>生活化区分：商场橱窗里的标价陈列、寄来的商品价目表，一般是"要约邀请"（邀请你来下单/报价），不是要约本身。</w:t>
+        <w:t>④效力待定合同：如限制民事行为能力人订立的、超出其能力范围的合同，需经法定代理人追认才有效。</w:t>
       </w:r>
     </w:p>
     <w:p>
@@ -1646,7 +1830,7 @@
           <w:b/>
           <w:sz w:val="25"/>
         </w:rPr>
-        <w:t>四、合同的效力（四种状态）</w:t>
+        <w:t>【第五段·合同的履行】</w:t>
       </w:r>
     </w:p>
     <w:p>
@@ -1654,7 +1838,7 @@
         <w:rPr>
           <w:sz w:val="24"/>
         </w:rPr>
-        <w:t>①有效合同：当事人有相应行为能力、意思表示真实、不违反法律强制规定和公序良俗。</w:t>
+        <w:t>履行原则：当事人应按约定全面履行义务（该给的钱给、该交的货交）。</w:t>
       </w:r>
     </w:p>
     <w:p>
@@ -1662,7 +1846,7 @@
         <w:rPr>
           <w:sz w:val="24"/>
         </w:rPr>
-        <w:t>②无效合同：如违反法律强制性规定、损害社会公共利益，自始没有约束力。</w:t>
+        <w:t>常见规则：</w:t>
       </w:r>
     </w:p>
     <w:p>
@@ -1670,7 +1854,7 @@
         <w:rPr>
           <w:sz w:val="24"/>
         </w:rPr>
-        <w:t>③可撤销合同：因重大误解、欺诈、胁迫、显失公平订立的，受损害方有权请求撤销。例：被骗买了假货，可请求撤销。</w:t>
+        <w:t>①约定不明时，先协商；协商不成，按合同有关条款或交易习惯确定。</w:t>
       </w:r>
     </w:p>
     <w:p>
@@ -1678,7 +1862,7 @@
         <w:rPr>
           <w:sz w:val="24"/>
         </w:rPr>
-        <w:t>④效力待定合同：如限制民事行为能力人（小孩）超出能力范围订的合同，要经法定代理人（家长）追认才有效。</w:t>
+        <w:t>②双务合同可行使"同时履行抗辩权"（你不给货我就不付钱）、"先履行抗辩权"、"不安抗辩权"（对方明显丧失履约能力时，先履行方可中止履行）。</w:t>
       </w:r>
     </w:p>
     <w:p>
@@ -1694,7 +1878,7 @@
           <w:b/>
           <w:sz w:val="25"/>
         </w:rPr>
-        <w:t>五、合同的履行</w:t>
+        <w:t>【第六段·违约责任】</w:t>
       </w:r>
     </w:p>
     <w:p>
@@ -1702,7 +1886,7 @@
         <w:rPr>
           <w:sz w:val="24"/>
         </w:rPr>
-        <w:t>原则：当事人应按约定全面履行（该给钱给钱、该交货交货）。</w:t>
+        <w:t>一方不履行或不按约定履行合同，要承担违约责任，主要方式：</w:t>
       </w:r>
     </w:p>
     <w:p>
@@ -1710,7 +1894,7 @@
         <w:rPr>
           <w:sz w:val="24"/>
         </w:rPr>
-        <w:t>常见抗辩权（生活化理解）：</w:t>
+        <w:t>①继续履行（接着把该做的做完）；</w:t>
       </w:r>
     </w:p>
     <w:p>
@@ -1718,7 +1902,7 @@
         <w:rPr>
           <w:sz w:val="24"/>
         </w:rPr>
-        <w:t>①同时履行抗辩权："你不给货，我就不付钱"（双方同时履行的，一方未履行，另一方可拒绝）。</w:t>
+        <w:t>②采取补救措施（修理、重作、退货等）；</w:t>
       </w:r>
     </w:p>
     <w:p>
@@ -1726,7 +1910,7 @@
         <w:rPr>
           <w:sz w:val="24"/>
         </w:rPr>
-        <w:t>②先履行抗辩权：约定你先发货我后付款，你没发货，我有权不付。</w:t>
+        <w:t>③赔偿损失（赔对方因违约造成的损失）；</w:t>
       </w:r>
     </w:p>
     <w:p>
@@ -1734,7 +1918,23 @@
         <w:rPr>
           <w:sz w:val="24"/>
         </w:rPr>
-        <w:t>③不安抗辩权：应先履行的一方，发现对方明显丧失履约能力（如快破产），可中止履行、要求对方提供担保。</w:t>
+        <w:t>④支付违约金（按合同约定的金额，过高或过低可请求法院调整）；</w:t>
+      </w:r>
+    </w:p>
+    <w:p>
+      <w:r>
+        <w:rPr>
+          <w:sz w:val="24"/>
+        </w:rPr>
+        <w:t>⑤定金罚则：给付定金一方违约，无权要回定金；收受定金一方违约，要双倍返还定金。</w:t>
+      </w:r>
+    </w:p>
+    <w:p>
+      <w:r>
+        <w:rPr>
+          <w:sz w:val="24"/>
+        </w:rPr>
+        <w:t>注意：违约金和定金一般不能同时主张，守约方可以选择其一。</w:t>
       </w:r>
     </w:p>
     <w:p>
@@ -1750,87 +1950,7 @@
           <w:b/>
           <w:sz w:val="25"/>
         </w:rPr>
-        <w:t>六、违约责任（违约了怎么办）</w:t>
-      </w:r>
-    </w:p>
-    <w:p>
-      <w:r>
-        <w:rPr>
-          <w:sz w:val="24"/>
-        </w:rPr>
-        <w:t>一方不履行或不按约定履行，要承担违约责任，主要方式：</w:t>
-      </w:r>
-    </w:p>
-    <w:p>
-      <w:r>
-        <w:rPr>
-          <w:sz w:val="24"/>
-        </w:rPr>
-        <w:t>①继续履行（接着把该做的做完）；②采取补救措施（修理、重作、退货）；③赔偿损失；④支付违约金（按约定金额，过高或过低可请求法院调整）；</w:t>
-      </w:r>
-    </w:p>
-    <w:p>
-      <w:r>
-        <w:rPr>
-          <w:sz w:val="24"/>
-        </w:rPr>
-        <w:t>⑤定金罚则：给定金的一方违约，无权要回定金；收定金的一方违约，要双倍返还定金。</w:t>
-      </w:r>
-    </w:p>
-    <w:p>
-      <w:r>
-        <w:rPr>
-          <w:sz w:val="24"/>
-        </w:rPr>
-        <w:t>重要：违约金和定金一般不能同时主张，守约方只能二选一。</w:t>
-      </w:r>
-    </w:p>
-    <w:p>
-      <w:r>
-        <w:rPr>
-          <w:sz w:val="24"/>
-        </w:rPr>
-      </w:r>
-    </w:p>
-    <w:p>
-      <w:r>
-        <w:rPr>
-          <w:b/>
-          <w:sz w:val="25"/>
-        </w:rPr>
-        <w:t>七、生活化判断小结</w:t>
-      </w:r>
-    </w:p>
-    <w:p>
-      <w:r>
-        <w:rPr>
-          <w:sz w:val="24"/>
-        </w:rPr>
-        <w:t>看一份约定有没有效、能不能反悔、违约怎么赔，按"成立→生效→履行→违约"四步走：</w:t>
-      </w:r>
-    </w:p>
-    <w:p>
-      <w:r>
-        <w:rPr>
-          <w:sz w:val="24"/>
-        </w:rPr>
-        <w:t>先看成立（要约+承诺到没到）→ 再看效力（有效/无效/可撤销/效力待定）→ 履行中有抗辩权 → 违约按五种责任 + 定金/违约金规则处理。</w:t>
-      </w:r>
-    </w:p>
-    <w:p>
-      <w:r>
-        <w:rPr>
-          <w:sz w:val="24"/>
-        </w:rPr>
-      </w:r>
-    </w:p>
-    <w:p>
-      <w:r>
-        <w:rPr>
-          <w:b/>
-          <w:sz w:val="25"/>
-        </w:rPr>
-        <w:t>八、睡前1分钟回顾</w:t>
+        <w:t>【最后一段·睡前1分钟回顾】</w:t>
       </w:r>
     </w:p>
     <w:p>
@@ -1846,7 +1966,7 @@
         <w:rPr>
           <w:sz w:val="24"/>
         </w:rPr>
-        <w:t>2. 订立两步：要约（具体报价）+承诺（同意）；标价陈列、价目表一般是要约邀请。</w:t>
+        <w:t>2. 订立两步：要约（具体报价）+承诺（同意），承诺生效合同成立。</w:t>
       </w:r>
     </w:p>
     <w:p>
@@ -1854,7 +1974,7 @@
         <w:rPr>
           <w:sz w:val="24"/>
         </w:rPr>
-        <w:t>3. 效力四种：有效、无效、可撤销（误解/欺诈/胁迫/显失公平）、效力待定。</w:t>
+        <w:t>3. 标价陈列、价目表一般是"要约邀请"，不是要约。</w:t>
       </w:r>
     </w:p>
     <w:p>
@@ -1862,7 +1982,7 @@
         <w:rPr>
           <w:sz w:val="24"/>
         </w:rPr>
-        <w:t>4. 履行要全面，有同时/先/不安履行抗辩权。</w:t>
+        <w:t>4. 合同效力四种：有效、无效、可撤销（误解/欺诈/胁迫/显失公平）、效力待定。</w:t>
       </w:r>
     </w:p>
     <w:p>
@@ -1870,7 +1990,15 @@
         <w:rPr>
           <w:sz w:val="24"/>
         </w:rPr>
-        <w:t>5. 违约责任：继续履行、补救、赔偿、违约金、定金（双倍返还）；违约金与定金择一主张。</w:t>
+        <w:t>5. 履行要全面，双务合同有同时/先/不安履行抗辩权。</w:t>
+      </w:r>
+    </w:p>
+    <w:p>
+      <w:r>
+        <w:rPr>
+          <w:sz w:val="24"/>
+        </w:rPr>
+        <w:t>6. 违约责任：继续履行、补救、赔偿、违约金、定金（双倍返还）；违约金与定金择一主张。</w:t>
       </w:r>
     </w:p>
     <w:sectPr>
